--- a/縣府案件/17_審查意見回復表_送府版_1150831.docx
+++ b/縣府案件/17_審查意見回復表_送府版_1150831.docx
@@ -66,34 +66,15 @@
           <w:sz w:val="21"/>
           <w:szCs w:val="21"/>
         </w:rPr>
-        <w:t xml:space="preserve">回復所據版本</w:t>
-      </w:r>
-      <w:r>
-        <w:rPr>
-          <w:rFonts w:ascii="Microsoft JhengHei" w:cs="Microsoft JhengHei" w:eastAsia="Microsoft JhengHei" w:hAnsi="Microsoft JhengHei"/>
-          <w:sz w:val="21"/>
-          <w:szCs w:val="21"/>
-        </w:rPr>
-        <w:t xml:space="preserve">:修正後 115 年度營運計畫書(115 年 8 月 30 日修正版,隨函檢送)
-</w:t>
-      </w:r>
-      <w:r>
-        <w:rPr>
-          <w:rFonts w:ascii="Microsoft JhengHei" w:cs="Microsoft JhengHei" w:eastAsia="Microsoft JhengHei" w:hAnsi="Microsoft JhengHei"/>
-          <w:b/>
-          <w:bCs/>
-          <w:sz w:val="21"/>
-          <w:szCs w:val="21"/>
-        </w:rPr>
-        <w:t xml:space="preserve">頁碼註記</w:t>
-      </w:r>
-      <w:r>
-        <w:rPr>
-          <w:rFonts w:ascii="Microsoft JhengHei" w:cs="Microsoft JhengHei" w:eastAsia="Microsoft JhengHei" w:hAnsi="Microsoft JhengHei"/>
-          <w:sz w:val="21"/>
-          <w:szCs w:val="21"/>
-        </w:rPr>
-        <w:t xml:space="preserve">:本表「對應章節及頁碼」欄所引頁碼,均為隨函檢送之修正後計畫書頁次</w:t>
+        <w:t xml:space="preserve">對照版本</w:t>
+      </w:r>
+      <w:r>
+        <w:rPr>
+          <w:rFonts w:ascii="Microsoft JhengHei" w:cs="Microsoft JhengHei" w:eastAsia="Microsoft JhengHei" w:hAnsi="Microsoft JhengHei"/>
+          <w:sz w:val="21"/>
+          <w:szCs w:val="21"/>
+        </w:rPr>
+        <w:t xml:space="preserve">:115 年度營運計畫書修正版(計 29 頁,隨案檢送);本表所引頁碼均為該版頁次</w:t>
       </w:r>
     </w:p>
     <w:p>
@@ -334,7 +315,7 @@
                 <w:sz w:val="20"/>
                 <w:szCs w:val="20"/>
               </w:rPr>
-              <w:t xml:space="preserve">第 3、5 頁</w:t>
+              <w:t xml:space="preserve">第 7、9~10 頁</w:t>
             </w:r>
           </w:p>
         </w:tc>
@@ -432,7 +413,7 @@
                 <w:sz w:val="20"/>
                 <w:szCs w:val="20"/>
               </w:rPr>
-              <w:t xml:space="preserve">第 3 頁(本分項本次未修正)</w:t>
+              <w:t xml:space="preserve">第 7 頁(本分項本次未修正)</w:t>
             </w:r>
           </w:p>
         </w:tc>
@@ -530,7 +511,7 @@
                 <w:sz w:val="20"/>
                 <w:szCs w:val="20"/>
               </w:rPr>
-              <w:t xml:space="preserve">第 9~10 頁</w:t>
+              <w:t xml:space="preserve">第 17~18 頁</w:t>
             </w:r>
           </w:p>
         </w:tc>
@@ -604,7 +585,7 @@
                 <w:sz w:val="20"/>
                 <w:szCs w:val="20"/>
               </w:rPr>
-              <w:t xml:space="preserve">收據隨表檢附</w:t>
+              <w:t xml:space="preserve">已補充,收據影本載於計畫書</w:t>
             </w:r>
           </w:p>
         </w:tc>
@@ -628,7 +609,7 @@
                 <w:sz w:val="20"/>
                 <w:szCs w:val="20"/>
               </w:rPr>
-              <w:t xml:space="preserve">第 11 頁</w:t>
+              <w:t xml:space="preserve">第 19 頁</w:t>
             </w:r>
           </w:p>
         </w:tc>
@@ -726,7 +707,7 @@
                 <w:sz w:val="20"/>
                 <w:szCs w:val="20"/>
               </w:rPr>
-              <w:t xml:space="preserve">第 7~8 頁</w:t>
+              <w:t xml:space="preserve">第 14~16 頁</w:t>
             </w:r>
           </w:p>
         </w:tc>
@@ -824,7 +805,7 @@
                 <w:sz w:val="20"/>
                 <w:szCs w:val="20"/>
               </w:rPr>
-              <w:t xml:space="preserve">第 4~6 頁</w:t>
+              <w:t xml:space="preserve">第 11、12 頁</w:t>
             </w:r>
           </w:p>
         </w:tc>
@@ -898,7 +879,7 @@
                 <w:sz w:val="20"/>
                 <w:szCs w:val="20"/>
               </w:rPr>
-              <w:t xml:space="preserve">本表即是,隨函檢送</w:t>
+              <w:t xml:space="preserve">本表即是,隨案檢送</w:t>
             </w:r>
           </w:p>
         </w:tc>
@@ -1135,7 +1116,7 @@
                 <w:sz w:val="20"/>
                 <w:szCs w:val="20"/>
               </w:rPr>
-              <w:t xml:space="preserve">業已修正。「(四)票券販售」及「泡湯周邊用品租賃、販售、服務」之執行期程,均已更正為「115 年 1 月 1 日至 115 年 12 月 31 日」,與本計畫書所涵蓋之年度一致。另原版分項編號「(五)」重複二次,修正版已將分項改編為(五)湯屋內按摩、護理及調理服務、(六)風呂區經絡調理服務、(七)泡湯周邊用品租賃、販售、服務,原審查意見所指「(六)泡湯周邊用品租賃/販售/服務」於修正版為「(七)」,併予敘明。</w:t>
+              <w:t xml:space="preserve">業已修正。「(四)票券販售」及「(六)泡湯周邊用品租賃、販售、服務」之執行期程,均已更正為「115 年 1 月 1 日至 115 年 12 月 31 日」,與本計畫書所涵蓋之年度一致。</w:t>
             </w:r>
           </w:p>
         </w:tc>
@@ -1185,7 +1166,7 @@
                 <w:sz w:val="20"/>
                 <w:szCs w:val="20"/>
               </w:rPr>
-              <w:t xml:space="preserve">修正版計畫書「貳、二、(四)票券販售」(第 3 頁)、「貳、二、(七)泡湯周邊用品租賃、販售、服務」(第 5 頁)</w:t>
+              <w:t xml:space="preserve">修正版計畫書「貳、二、(四)票券販售」(第 7 頁)、「貳、二、(六)泡湯周邊用品租賃、販售、服務」(第 9~10 頁)</w:t>
             </w:r>
           </w:p>
         </w:tc>
@@ -1426,7 +1407,7 @@
                 <w:sz w:val="20"/>
                 <w:szCs w:val="20"/>
               </w:rPr>
-              <w:t xml:space="preserve">另案專函(修正版計畫書「貳、二、(四)票券販售」,第 3 頁,本分項本次未修正)</w:t>
+              <w:t xml:space="preserve">另案專函(修正版計畫書「貳、二、(四)票券販售」,第 7 頁,本分項本次未修正)</w:t>
             </w:r>
           </w:p>
         </w:tc>
@@ -1617,7 +1598,7 @@
                 <w:sz w:val="20"/>
                 <w:szCs w:val="20"/>
               </w:rPr>
-              <w:t xml:space="preserve">業已補充。修正版計畫書「貳、六、收費停車場」營運內容已載明:依「宜蘭縣設置路外公共停車場申請須知」劃設計時收費停車格,一般自小客車 52 格(含無障礙停車格 2 格),充電樁一座(格),充電服務費 10 元/度;並訂有收費時間、收費標準、免收費對象、使用權益與責任及逾期未駛離之處理方式(依停車場法第 32 條)。充電樁如委由第三人經營,其委託契約將依契約第 5.8 條送貴府備查,且存續期間不逾本契約存續期間。</w:t>
+              <w:t xml:space="preserve">業已補充。修正版計畫書「貳、六、收費停車場」營運內容已載明:依「宜蘭縣設置路外公共停車場申請須知」劃設計時收費停車格,一般自小客車 52 格(含無障礙停車格 2 格),充電樁一座(格),充電服務費 10 元/度;並訂有收費時間、收費標準、免收費對象、使用停車場之權益與責任及逾期未駛離之處理方式(依停車場法第 32 條)。充電樁如委由第三人經營,其委託契約將依契約第 5.8 條送貴府備查,且存續期間不逾本契約存續期間。</w:t>
             </w:r>
           </w:p>
         </w:tc>
@@ -1667,24 +1648,7 @@
                 <w:sz w:val="20"/>
                 <w:szCs w:val="20"/>
               </w:rPr>
-              <w:t xml:space="preserve">修正版計畫書「貳、六、收費停車場」營運內容(1)</w:t>
-            </w:r>
-            <w:r>
-              <w:rPr>
-                <w:rFonts w:ascii="Microsoft JhengHei" w:cs="Microsoft JhengHei" w:eastAsia="Microsoft JhengHei" w:hAnsi="Microsoft JhengHei"/>
-                <w:strike/>
-                <w:sz w:val="20"/>
-                <w:szCs w:val="20"/>
-              </w:rPr>
-              <w:t xml:space="preserve">(6)(第 9</w:t>
-            </w:r>
-            <w:r>
-              <w:rPr>
-                <w:rFonts w:ascii="Microsoft JhengHei" w:cs="Microsoft JhengHei" w:eastAsia="Microsoft JhengHei" w:hAnsi="Microsoft JhengHei"/>
-                <w:sz w:val="20"/>
-                <w:szCs w:val="20"/>
-              </w:rPr>
-              <w:t xml:space="preserve">10 頁)</w:t>
+              <w:t xml:space="preserve">修正版計畫書「貳、六、收費停車場」營運內容(第 17~18 頁)</w:t>
             </w:r>
           </w:p>
         </w:tc>
@@ -1875,7 +1839,7 @@
                 <w:sz w:val="20"/>
                 <w:szCs w:val="20"/>
               </w:rPr>
-              <w:t xml:space="preserve">收據隨表檢附。本公司以每年捐款新臺幣 30 萬元予公益團體之方式辦理回饋事項第 5 項,受贈公益團體由本公司自行選定並逐年輪換;114 年度受贈單位為財團法人宜蘭縣向日葵關懷協會,捐款全額新臺幣 30 萬元,其收據影本隨本表檢附。</w:t>
+              <w:t xml:space="preserve">業已補充。本公司以每年捐款新臺幣 30 萬元予公益團體之方式辦理回饋事項第 5 項,114 年度受贈單位為財團法人宜蘭縣向日葵關懷協會,捐款全額新臺幣 30 萬元,其收據影本業已載明於修正版計畫書「貳、七、回饋事項」第 5 項(第 19 頁)。</w:t>
             </w:r>
           </w:p>
         </w:tc>
@@ -1925,57 +1889,7 @@
                 <w:sz w:val="20"/>
                 <w:szCs w:val="20"/>
               </w:rPr>
-              <w:t xml:space="preserve">修正版計畫書「貳、七、回饋事項」第 5 項(第 11 頁)</w:t>
-            </w:r>
-          </w:p>
-        </w:tc>
-      </w:tr>
-      <w:tr>
-        <w:tc>
-          <w:tcPr>
-            <w:tcW w:type="dxa" w:w="2144"/>
-            <w:tcMar>
-              <w:top w:type="dxa" w:w="60"/>
-              <w:left w:type="dxa" w:w="100"/>
-              <w:bottom w:type="dxa" w:w="60"/>
-              <w:right w:type="dxa" w:w="100"/>
-            </w:tcMar>
-          </w:tcPr>
-          <w:p>
-            <w:pPr>
-              <w:spacing w:after="20" w:before="20"/>
-            </w:pPr>
-            <w:r>
-              <w:rPr>
-                <w:rFonts w:ascii="Microsoft JhengHei" w:cs="Microsoft JhengHei" w:eastAsia="Microsoft JhengHei" w:hAnsi="Microsoft JhengHei"/>
-                <w:sz w:val="20"/>
-                <w:szCs w:val="20"/>
-              </w:rPr>
-              <w:t xml:space="preserve">檢附佐證</w:t>
-            </w:r>
-          </w:p>
-        </w:tc>
-        <w:tc>
-          <w:tcPr>
-            <w:tcW w:type="dxa" w:w="7602"/>
-            <w:tcMar>
-              <w:top w:type="dxa" w:w="60"/>
-              <w:left w:type="dxa" w:w="100"/>
-              <w:bottom w:type="dxa" w:w="60"/>
-              <w:right w:type="dxa" w:w="100"/>
-            </w:tcMar>
-          </w:tcPr>
-          <w:p>
-            <w:pPr>
-              <w:spacing w:after="20" w:before="20"/>
-            </w:pPr>
-            <w:r>
-              <w:rPr>
-                <w:rFonts w:ascii="Microsoft JhengHei" w:cs="Microsoft JhengHei" w:eastAsia="Microsoft JhengHei" w:hAnsi="Microsoft JhengHei"/>
-                <w:sz w:val="20"/>
-                <w:szCs w:val="20"/>
-              </w:rPr>
-              <w:t xml:space="preserve">財團法人宜蘭縣向日葵關懷協會捐款收據影本(新臺幣 30 萬元全額)</w:t>
+              <w:t xml:space="preserve">修正版計畫書「貳、七、回饋事項」第 5 項(第 19 頁,含收據影本)</w:t>
             </w:r>
           </w:p>
         </w:tc>
@@ -2216,7 +2130,7 @@
                 <w:sz w:val="20"/>
                 <w:szCs w:val="20"/>
               </w:rPr>
-              <w:t xml:space="preserve">修正版計畫書「貳、四、文創及展覽表演」(第 7 頁)及各分項(一)(二)(三)(第 8 頁)</w:t>
+              <w:t xml:space="preserve">修正版計畫書「貳、四、文創及展覽表演」(第 14 頁)及分項(一)(第 15 頁)、(二)(第 15~16 頁)、(三)(第 16 頁)</w:t>
             </w:r>
           </w:p>
         </w:tc>
@@ -2407,7 +2321,7 @@
                 <w:sz w:val="20"/>
                 <w:szCs w:val="20"/>
               </w:rPr>
-              <w:t xml:space="preserve">業已補附。本公司現行委託第三人經營之項目為:紅磚屋餐飲服務(契約前已檢附)及泡腳亭既有販賣店咖啡休憩區(委託契約隨本表補附)。另「貳、二、(五)湯屋內按摩、護理及調理服務」及「(六)風呂區經絡調理服務」現為規劃中項目,尚未簽訂委託契約,俟簽約後即依契約第 5.8 條送貴府備查;充電樁如委由第三人經營,亦同。各委託契約之存續期間均未逾本契約存續期間,併予敘明。</w:t>
+              <w:t xml:space="preserve">業已補附。本公司現行委託第三人經營之項目為:紅磚屋餐飲服務(契約前已檢附)及泡腳亭既有販賣店咖啡休憩區(委託契約隨本表補附)。另「貳、二、(五)湯屋內按摩、護理及調理服務」與「風呂區經絡調理服務」現為規劃中項目,尚未簽訂委託契約,俟簽約後即依契約第 5.8 條送貴府備查;充電樁如委由第三人經營,亦同。各委託契約之存續期間均未逾本契約存續期間,併予敘明。</w:t>
             </w:r>
           </w:p>
         </w:tc>
@@ -2457,7 +2371,7 @@
                 <w:sz w:val="20"/>
                 <w:szCs w:val="20"/>
               </w:rPr>
-              <w:t xml:space="preserve">修正版計畫書「貳、三、(一)紅磚屋餐飲服務」「貳、三、(二)泡腳亭既有販賣店咖啡休憩區」(第 6 頁)、「貳、二、(五)(六)」規劃中分項(第 4 頁)</w:t>
+              <w:t xml:space="preserve">修正版計畫書「貳、三、(一)紅磚屋餐飲服務」(第 11 頁)、「貳、三、(二)泡腳亭既有販賣店咖啡休憩區」(第 12 頁);規劃中分項(第 7~9 頁)、充電樁(第 17 頁)</w:t>
             </w:r>
           </w:p>
         </w:tc>
@@ -2698,7 +2612,7 @@
                 <w:sz w:val="20"/>
                 <w:szCs w:val="20"/>
               </w:rPr>
-              <w:t xml:space="preserve">本表即係依前開審查意見逐項編製之審查意見回復表,隨函檢送,敬請惠予審閱。</w:t>
+              <w:t xml:space="preserve">本表即係依前開審查意見逐項編製之審查意見回復表,隨案檢送,敬請惠予審閱。</w:t>
             </w:r>
           </w:p>
         </w:tc>
@@ -2800,7 +2714,7 @@
           <w:sz w:val="21"/>
           <w:szCs w:val="21"/>
         </w:rPr>
-        <w:t xml:space="preserve">修正後 115 年度營運計畫書(115 年 8 月 30 日修正版)一份</w:t>
+        <w:t xml:space="preserve">115 年度營運計畫書修正版(計 29 頁)一份</w:t>
       </w:r>
     </w:p>
     <w:p>
@@ -2822,29 +2736,20 @@
           <w:sz w:val="21"/>
           <w:szCs w:val="21"/>
         </w:rPr>
-        <w:t xml:space="preserve">回復編號 3 佐證:財團法人宜蘭縣向日葵關懷協會捐款收據影本(新臺幣 30 萬元)</w:t>
-      </w:r>
-    </w:p>
-    <w:p>
-      <w:pPr>
-        <w:spacing w:after="60" w:line="280"/>
-        <w:ind w:left="420" w:hanging="360"/>
-      </w:pPr>
-      <w:r>
-        <w:rPr>
-          <w:rFonts w:ascii="Microsoft JhengHei" w:cs="Microsoft JhengHei" w:eastAsia="Microsoft JhengHei" w:hAnsi="Microsoft JhengHei"/>
-          <w:sz w:val="21"/>
-          <w:szCs w:val="21"/>
-        </w:rPr>
-        <w:t xml:space="preserve">3. </w:t>
-      </w:r>
-      <w:r>
-        <w:rPr>
-          <w:rFonts w:ascii="Microsoft JhengHei" w:cs="Microsoft JhengHei" w:eastAsia="Microsoft JhengHei" w:hAnsi="Microsoft JhengHei"/>
-          <w:sz w:val="21"/>
-          <w:szCs w:val="21"/>
-        </w:rPr>
         <w:t xml:space="preserve">回復編號 5 佐證:泡腳亭既有販賣店咖啡休憩區委託契約影本</w:t>
+      </w:r>
+    </w:p>
+    <w:p>
+      <w:pPr>
+        <w:spacing w:after="120" w:line="300"/>
+      </w:pPr>
+      <w:r>
+        <w:rPr>
+          <w:rFonts w:ascii="Microsoft JhengHei" w:cs="Microsoft JhengHei" w:eastAsia="Microsoft JhengHei" w:hAnsi="Microsoft JhengHei"/>
+          <w:sz w:val="21"/>
+          <w:szCs w:val="21"/>
+        </w:rPr>
+        <w:t xml:space="preserve">(回復編號 3 之公益捐款收據影本已載於計畫書第 19 頁,不另檢附)</w:t>
       </w:r>
     </w:p>
     <w:p>
@@ -2916,7 +2821,7 @@
           <w:sz w:val="21"/>
           <w:szCs w:val="21"/>
         </w:rPr>
-        <w:t xml:space="preserve">。發文前確認縣府是否另有轉知函:有,補填「貴府 115 年○月○日府○○字第○○○○○○○號函」於「審查意見來源」;無(僅以會議、電郵或現場交付),維持現行「貴府轉知之審查意見」寫法。</w:t>
+        <w:t xml:space="preserve">。送件前確認縣府是否另有轉知函:有,補填「貴府 115 年○月○日府○○字第○○○○○○○號函」於「審查意見來源」;無(僅以會議、電郵或現場交付),維持現行「貴府轉知之審查意見」寫法。</w:t>
       </w:r>
     </w:p>
     <w:p>
@@ -2940,15 +2845,29 @@
           <w:sz w:val="21"/>
           <w:szCs w:val="21"/>
         </w:rPr>
-        <w:t xml:space="preserve">② 頁碼覆核</w:t>
-      </w:r>
-      <w:r>
-        <w:rPr>
-          <w:rFonts w:ascii="Microsoft JhengHei" w:cs="Microsoft JhengHei" w:eastAsia="Microsoft JhengHei" w:hAnsi="Microsoft JhengHei"/>
-          <w:sz w:val="21"/>
-          <w:szCs w:val="21"/>
-        </w:rPr>
-        <w:t xml:space="preserve">:本表所引頁碼係依 115/8/30 修正版 Word 檔(未插入圖照)之頁次計算。</w:t>
+        <w:t xml:space="preserve">② 頁碼基準</w:t>
+      </w:r>
+      <w:r>
+        <w:rPr>
+          <w:rFonts w:ascii="Microsoft JhengHei" w:cs="Microsoft JhengHei" w:eastAsia="Microsoft JhengHei" w:hAnsi="Microsoft JhengHei"/>
+          <w:sz w:val="21"/>
+          <w:szCs w:val="21"/>
+        </w:rPr>
+        <w:t xml:space="preserve">:本表頁碼均依 **115/8/22 排版版計畫書(29 頁,含圖照,業主 115/8/31 提供之 PDF)**逐頁核定。若送府時改用其他版本或重新排版,頁碼須重新核對。</w:t>
+      </w:r>
+    </w:p>
+    <w:p>
+      <w:pPr>
+        <w:spacing w:after="60" w:line="280"/>
+        <w:ind w:left="420" w:hanging="360"/>
+      </w:pPr>
+      <w:r>
+        <w:rPr>
+          <w:rFonts w:ascii="Microsoft JhengHei" w:cs="Microsoft JhengHei" w:eastAsia="Microsoft JhengHei" w:hAnsi="Microsoft JhengHei"/>
+          <w:sz w:val="21"/>
+          <w:szCs w:val="21"/>
+        </w:rPr>
+        <w:t xml:space="preserve">3. </w:t>
       </w:r>
       <w:r>
         <w:rPr>
@@ -2958,15 +2877,33 @@
           <w:sz w:val="21"/>
           <w:szCs w:val="21"/>
         </w:rPr>
-        <w:t xml:space="preserve">圖照貼回與排版定稿後頁碼必變</w:t>
-      </w:r>
-      <w:r>
-        <w:rPr>
-          <w:rFonts w:ascii="Microsoft JhengHei" w:cs="Microsoft JhengHei" w:eastAsia="Microsoft JhengHei" w:hAnsi="Microsoft JhengHei"/>
-          <w:sz w:val="21"/>
-          <w:szCs w:val="21"/>
-        </w:rPr>
-        <w:t xml:space="preserve">,發文前務必依定稿版逐項重新核對更新,並確認計畫書已編頁碼及目錄。</w:t>
+        <w:t xml:space="preserve">③ 8/22 版與文 16(8/30 md)之差異提醒</w:t>
+      </w:r>
+      <w:r>
+        <w:rPr>
+          <w:rFonts w:ascii="Microsoft JhengHei" w:cs="Microsoft JhengHei" w:eastAsia="Microsoft JhengHei" w:hAnsi="Microsoft JhengHei"/>
+          <w:sz w:val="21"/>
+          <w:szCs w:val="21"/>
+        </w:rPr>
+        <w:t xml:space="preserve">:8/22 排版版之回饋事項第 1 項仍為「預計辦理 5 次活動」、第 6 項仍為「目前本公司無活動」,文 16 之改寫(額度保留、活動替代)</w:t>
+      </w:r>
+      <w:r>
+        <w:rPr>
+          <w:rFonts w:ascii="Microsoft JhengHei" w:cs="Microsoft JhengHei" w:eastAsia="Microsoft JhengHei" w:hAnsi="Microsoft JhengHei"/>
+          <w:b/>
+          <w:bCs/>
+          <w:sz w:val="21"/>
+          <w:szCs w:val="21"/>
+        </w:rPr>
+        <w:t xml:space="preserve">未在此版</w:t>
+      </w:r>
+      <w:r>
+        <w:rPr>
+          <w:rFonts w:ascii="Microsoft JhengHei" w:cs="Microsoft JhengHei" w:eastAsia="Microsoft JhengHei" w:hAnsi="Microsoft JhengHei"/>
+          <w:sz w:val="21"/>
+          <w:szCs w:val="21"/>
+        </w:rPr>
+        <w:t xml:space="preserve">。本輪六點意見未涉及該二項,本表不觸及;惟若後續改送文 16 內容之重排版,除頁碼重核外,分項編號亦有變動((五)重複改編為(五)(六)(七)),本表 1-1、5 之編號寫法須同步改回文 16 版本。</w:t>
       </w:r>
     </w:p>
     <w:p>
@@ -2980,7 +2917,7 @@
           <w:sz w:val="21"/>
           <w:szCs w:val="21"/>
         </w:rPr>
-        <w:t xml:space="preserve">3. </w:t>
+        <w:t xml:space="preserve">4. </w:t>
       </w:r>
       <w:r>
         <w:rPr>
@@ -2990,15 +2927,15 @@
           <w:sz w:val="21"/>
           <w:szCs w:val="21"/>
         </w:rPr>
-        <w:t xml:space="preserve">③ 泡腳亭委託契約</w:t>
-      </w:r>
-      <w:r>
-        <w:rPr>
-          <w:rFonts w:ascii="Microsoft JhengHei" w:cs="Microsoft JhengHei" w:eastAsia="Microsoft JhengHei" w:hAnsi="Microsoft JhengHei"/>
-          <w:sz w:val="21"/>
-          <w:szCs w:val="21"/>
-        </w:rPr>
-        <w:t xml:space="preserve">:回復編號 5 填「隨表補附」,</w:t>
+        <w:t xml:space="preserve">④ 泡腳亭委託契約</w:t>
+      </w:r>
+      <w:r>
+        <w:rPr>
+          <w:rFonts w:ascii="Microsoft JhengHei" w:cs="Microsoft JhengHei" w:eastAsia="Microsoft JhengHei" w:hAnsi="Microsoft JhengHei"/>
+          <w:sz w:val="21"/>
+          <w:szCs w:val="21"/>
+        </w:rPr>
+        <w:t xml:space="preserve">:回復編號 5 填「隨本表補附」,</w:t>
       </w:r>
       <w:r>
         <w:rPr>
@@ -3008,7 +2945,7 @@
           <w:sz w:val="21"/>
           <w:szCs w:val="21"/>
         </w:rPr>
-        <w:t xml:space="preserve">發文前須確認契約影本實際備妥並隨附</w:t>
+        <w:t xml:space="preserve">送件前須確認契約影本實際備妥並隨附</w:t>
       </w:r>
       <w:r>
         <w:rPr>
@@ -3030,7 +2967,7 @@
           <w:sz w:val="21"/>
           <w:szCs w:val="21"/>
         </w:rPr>
-        <w:t xml:space="preserve">4. </w:t>
+        <w:t xml:space="preserve">5. </w:t>
       </w:r>
       <w:r>
         <w:rPr>
@@ -3040,7 +2977,7 @@
           <w:sz w:val="21"/>
           <w:szCs w:val="21"/>
         </w:rPr>
-        <w:t xml:space="preserve">④ 編號 1-2 之專函</w:t>
+        <w:t xml:space="preserve">⑤ 編號 1-2 之專函</w:t>
       </w:r>
       <w:r>
         <w:rPr>
@@ -3062,15 +2999,7 @@
           <w:sz w:val="21"/>
           <w:szCs w:val="21"/>
         </w:rPr>
-        <w:t xml:space="preserve">5. </w:t>
-      </w:r>
-      <w:r>
-        <w:rPr>
-          <w:rFonts w:ascii="Microsoft JhengHei" w:cs="Microsoft JhengHei" w:eastAsia="Microsoft JhengHei" w:hAnsi="Microsoft JhengHei"/>
-          <w:sz w:val="21"/>
-          <w:szCs w:val="21"/>
-        </w:rPr>
-        <w:t xml:space="preserve">編號 3、5 之「隨表檢附/補附」各件</w:t>
+        <w:t xml:space="preserve">6. </w:t>
       </w:r>
       <w:r>
         <w:rPr>
@@ -3080,37 +3009,33 @@
           <w:sz w:val="21"/>
           <w:szCs w:val="21"/>
         </w:rPr>
-        <w:t xml:space="preserve">須實際隨函檢附</w:t>
-      </w:r>
-      <w:r>
-        <w:rPr>
-          <w:rFonts w:ascii="Microsoft JhengHei" w:cs="Microsoft JhengHei" w:eastAsia="Microsoft JhengHei" w:hAnsi="Microsoft JhengHei"/>
-          <w:sz w:val="21"/>
-          <w:szCs w:val="21"/>
-        </w:rPr>
-        <w:t xml:space="preserve">;本表隨函 11 送府(附件一),與修正版計畫書及各佐證併送;親送取戳,回填收發文登記簿。</w:t>
-      </w:r>
-    </w:p>
-    <w:p>
-      <w:pPr>
-        <w:spacing w:after="60" w:line="280"/>
-        <w:ind w:left="420" w:hanging="360"/>
-      </w:pPr>
-      <w:r>
-        <w:rPr>
-          <w:rFonts w:ascii="Microsoft JhengHei" w:cs="Microsoft JhengHei" w:eastAsia="Microsoft JhengHei" w:hAnsi="Microsoft JhengHei"/>
-          <w:sz w:val="21"/>
-          <w:szCs w:val="21"/>
-        </w:rPr>
-        <w:t xml:space="preserve">6. </w:t>
-      </w:r>
-      <w:r>
-        <w:rPr>
-          <w:rFonts w:ascii="Microsoft JhengHei" w:cs="Microsoft JhengHei" w:eastAsia="Microsoft JhengHei" w:hAnsi="Microsoft JhengHei"/>
-          <w:sz w:val="21"/>
-          <w:szCs w:val="21"/>
-        </w:rPr>
-        <w:t xml:space="preserve">前輪(115/3/20 府旅商字第 1150038859 號函)14 項意見之回復版本已由本版取代,如需查考見 git 歷史 1150830 版。</w:t>
+        <w:t xml:space="preserve">⑥ 送件方式</w:t>
+      </w:r>
+      <w:r>
+        <w:rPr>
+          <w:rFonts w:ascii="Microsoft JhengHei" w:cs="Microsoft JhengHei" w:eastAsia="Microsoft JhengHei" w:hAnsi="Microsoft JhengHei"/>
+          <w:sz w:val="21"/>
+          <w:szCs w:val="21"/>
+        </w:rPr>
+        <w:t xml:space="preserve">:業主 115/8/31 指示</w:t>
+      </w:r>
+      <w:r>
+        <w:rPr>
+          <w:rFonts w:ascii="Microsoft JhengHei" w:cs="Microsoft JhengHei" w:eastAsia="Microsoft JhengHei" w:hAnsi="Microsoft JhengHei"/>
+          <w:b/>
+          <w:bCs/>
+          <w:sz w:val="21"/>
+          <w:szCs w:val="21"/>
+        </w:rPr>
+        <w:t xml:space="preserve">不另具回函</w:t>
+      </w:r>
+      <w:r>
+        <w:rPr>
+          <w:rFonts w:ascii="Microsoft JhengHei" w:cs="Microsoft JhengHei" w:eastAsia="Microsoft JhengHei" w:hAnsi="Microsoft JhengHei"/>
+          <w:sz w:val="21"/>
+          <w:szCs w:val="21"/>
+        </w:rPr>
+        <w:t xml:space="preserve">(函 11 暫停使用),本表併同計畫書及泡腳亭契約影本送府;仍親送取戳,回填收發文登記簿。</w:t>
       </w:r>
     </w:p>
     <w:sectPr>

--- a/縣府案件/17_審查意見回復表_送府版_1150831.docx
+++ b/縣府案件/17_審查意見回復表_送府版_1150831.docx
@@ -13,77 +13,8 @@
           <w:sz w:val="32"/>
           <w:szCs w:val="32"/>
         </w:rPr>
-        <w:t xml:space="preserve">115 年度營運計畫書(修正版)審查意見回復表</w:t>
-      </w:r>
-    </w:p>
-    <w:p>
-      <w:pPr>
-        <w:spacing w:after="120" w:line="300"/>
-      </w:pPr>
-      <w:r>
-        <w:rPr>
-          <w:rFonts w:ascii="Microsoft JhengHei" w:cs="Microsoft JhengHei" w:eastAsia="Microsoft JhengHei" w:hAnsi="Microsoft JhengHei"/>
-          <w:b/>
-          <w:bCs/>
-          <w:sz w:val="21"/>
-          <w:szCs w:val="21"/>
-        </w:rPr>
-        <w:t xml:space="preserve">受文機關</w:t>
-      </w:r>
-      <w:r>
-        <w:rPr>
-          <w:rFonts w:ascii="Microsoft JhengHei" w:cs="Microsoft JhengHei" w:eastAsia="Microsoft JhengHei" w:hAnsi="Microsoft JhengHei"/>
-          <w:sz w:val="21"/>
-          <w:szCs w:val="21"/>
-        </w:rPr>
-        <w:t xml:space="preserve">:宜蘭縣政府
-</w:t>
-      </w:r>
-      <w:r>
-        <w:rPr>
-          <w:rFonts w:ascii="Microsoft JhengHei" w:cs="Microsoft JhengHei" w:eastAsia="Microsoft JhengHei" w:hAnsi="Microsoft JhengHei"/>
-          <w:b/>
-          <w:bCs/>
-          <w:sz w:val="21"/>
-          <w:szCs w:val="21"/>
-        </w:rPr>
-        <w:t xml:space="preserve">審查意見來源</w:t>
-      </w:r>
-      <w:r>
-        <w:rPr>
-          <w:rFonts w:ascii="Microsoft JhengHei" w:cs="Microsoft JhengHei" w:eastAsia="Microsoft JhengHei" w:hAnsi="Microsoft JhengHei"/>
-          <w:sz w:val="21"/>
-          <w:szCs w:val="21"/>
-        </w:rPr>
-        <w:t xml:space="preserve">:貴府轉知之本公司「115 年度營運計畫書(修正版)」審查意見(民國 115 年 8 月 18 日出具)【發文前補填貴府轉知函之日期字號,詳內部檢核①】
-</w:t>
-      </w:r>
-      <w:r>
-        <w:rPr>
-          <w:rFonts w:ascii="Microsoft JhengHei" w:cs="Microsoft JhengHei" w:eastAsia="Microsoft JhengHei" w:hAnsi="Microsoft JhengHei"/>
-          <w:b/>
-          <w:bCs/>
-          <w:sz w:val="21"/>
-          <w:szCs w:val="21"/>
-        </w:rPr>
-        <w:t xml:space="preserve">對照版本</w:t>
-      </w:r>
-      <w:r>
-        <w:rPr>
-          <w:rFonts w:ascii="Microsoft JhengHei" w:cs="Microsoft JhengHei" w:eastAsia="Microsoft JhengHei" w:hAnsi="Microsoft JhengHei"/>
-          <w:sz w:val="21"/>
-          <w:szCs w:val="21"/>
-        </w:rPr>
-        <w:t xml:space="preserve">:115 年度營運計畫書修正版(計 29 頁,隨案檢送);本表所引頁碼均為該版頁次</w:t>
-      </w:r>
-    </w:p>
-    <w:p>
-      <w:pPr>
-        <w:pBdr>
-          <w:bottom w:val="single" w:color="999999" w:sz="6"/>
-        </w:pBdr>
-        <w:spacing w:after="160" w:before="120"/>
-      </w:pPr>
+        <w:t xml:space="preserve">115 年度營運計畫書審查意見回復表</w:t>
+      </w:r>
     </w:p>
     <w:p>
       <w:pPr>
@@ -112,10 +43,9 @@
         </w:tblBorders>
       </w:tblPr>
       <w:tblGrid>
-        <w:gridCol w:w="2437"/>
-        <w:gridCol w:w="2437"/>
-        <w:gridCol w:w="2437"/>
-        <w:gridCol w:w="2435"/>
+        <w:gridCol w:w="1170"/>
+        <w:gridCol w:w="5653"/>
+        <w:gridCol w:w="2923"/>
       </w:tblGrid>
       <w:tr>
         <w:trPr>
@@ -123,7 +53,7 @@
         </w:trPr>
         <w:tc>
           <w:tcPr>
-            <w:tcW w:type="dxa" w:w="2437"/>
+            <w:tcW w:type="dxa" w:w="1170"/>
             <w:shd w:fill="E8EDF5" w:val="clear"/>
             <w:tcMar>
               <w:top w:type="dxa" w:w="60"/>
@@ -148,7 +78,7 @@
         </w:tc>
         <w:tc>
           <w:tcPr>
-            <w:tcW w:type="dxa" w:w="2437"/>
+            <w:tcW w:type="dxa" w:w="5653"/>
             <w:shd w:fill="E8EDF5" w:val="clear"/>
             <w:tcMar>
               <w:top w:type="dxa" w:w="60"/>
@@ -167,13 +97,13 @@
                 <w:sz w:val="20"/>
                 <w:szCs w:val="20"/>
               </w:rPr>
-              <w:t xml:space="preserve">審查意見</w:t>
-            </w:r>
-          </w:p>
-        </w:tc>
-        <w:tc>
-          <w:tcPr>
-            <w:tcW w:type="dxa" w:w="2437"/>
+              <w:t xml:space="preserve">貴府審查意見</w:t>
+            </w:r>
+          </w:p>
+        </w:tc>
+        <w:tc>
+          <w:tcPr>
+            <w:tcW w:type="dxa" w:w="2923"/>
             <w:shd w:fill="E8EDF5" w:val="clear"/>
             <w:tcMar>
               <w:top w:type="dxa" w:w="60"/>
@@ -196,36 +126,11 @@
             </w:r>
           </w:p>
         </w:tc>
-        <w:tc>
-          <w:tcPr>
-            <w:tcW w:type="dxa" w:w="2435"/>
-            <w:shd w:fill="E8EDF5" w:val="clear"/>
-            <w:tcMar>
-              <w:top w:type="dxa" w:w="60"/>
-              <w:left w:type="dxa" w:w="100"/>
-              <w:bottom w:type="dxa" w:w="60"/>
-              <w:right w:type="dxa" w:w="100"/>
-            </w:tcMar>
-          </w:tcPr>
-          <w:p>
-            <w:pPr>
-              <w:spacing w:after="20" w:before="20"/>
-            </w:pPr>
-            <w:r>
-              <w:rPr>
-                <w:rFonts w:ascii="Microsoft JhengHei" w:cs="Microsoft JhengHei" w:eastAsia="Microsoft JhengHei" w:hAnsi="Microsoft JhengHei"/>
-                <w:sz w:val="20"/>
-                <w:szCs w:val="20"/>
-              </w:rPr>
-              <w:t xml:space="preserve">對應頁碼</w:t>
-            </w:r>
-          </w:p>
-        </w:tc>
-      </w:tr>
-      <w:tr>
-        <w:tc>
-          <w:tcPr>
-            <w:tcW w:type="dxa" w:w="2437"/>
+      </w:tr>
+      <w:tr>
+        <w:tc>
+          <w:tcPr>
+            <w:tcW w:type="dxa" w:w="1170"/>
             <w:tcMar>
               <w:top w:type="dxa" w:w="60"/>
               <w:left w:type="dxa" w:w="100"/>
@@ -249,7 +154,7 @@
         </w:tc>
         <w:tc>
           <w:tcPr>
-            <w:tcW w:type="dxa" w:w="2437"/>
+            <w:tcW w:type="dxa" w:w="5653"/>
             <w:tcMar>
               <w:top w:type="dxa" w:w="60"/>
               <w:left w:type="dxa" w:w="100"/>
@@ -273,7 +178,7 @@
         </w:tc>
         <w:tc>
           <w:tcPr>
-            <w:tcW w:type="dxa" w:w="2437"/>
+            <w:tcW w:type="dxa" w:w="2923"/>
             <w:tcMar>
               <w:top w:type="dxa" w:w="60"/>
               <w:left w:type="dxa" w:w="100"/>
@@ -295,35 +200,11 @@
             </w:r>
           </w:p>
         </w:tc>
-        <w:tc>
-          <w:tcPr>
-            <w:tcW w:type="dxa" w:w="2435"/>
-            <w:tcMar>
-              <w:top w:type="dxa" w:w="60"/>
-              <w:left w:type="dxa" w:w="100"/>
-              <w:bottom w:type="dxa" w:w="60"/>
-              <w:right w:type="dxa" w:w="100"/>
-            </w:tcMar>
-          </w:tcPr>
-          <w:p>
-            <w:pPr>
-              <w:spacing w:after="20" w:before="20"/>
-            </w:pPr>
-            <w:r>
-              <w:rPr>
-                <w:rFonts w:ascii="Microsoft JhengHei" w:cs="Microsoft JhengHei" w:eastAsia="Microsoft JhengHei" w:hAnsi="Microsoft JhengHei"/>
-                <w:sz w:val="20"/>
-                <w:szCs w:val="20"/>
-              </w:rPr>
-              <w:t xml:space="preserve">第 7、9~10 頁</w:t>
-            </w:r>
-          </w:p>
-        </w:tc>
-      </w:tr>
-      <w:tr>
-        <w:tc>
-          <w:tcPr>
-            <w:tcW w:type="dxa" w:w="2437"/>
+      </w:tr>
+      <w:tr>
+        <w:tc>
+          <w:tcPr>
+            <w:tcW w:type="dxa" w:w="1170"/>
             <w:tcMar>
               <w:top w:type="dxa" w:w="60"/>
               <w:left w:type="dxa" w:w="100"/>
@@ -347,31 +228,31 @@
         </w:tc>
         <w:tc>
           <w:tcPr>
-            <w:tcW w:type="dxa" w:w="2437"/>
-            <w:tcMar>
-              <w:top w:type="dxa" w:w="60"/>
-              <w:left w:type="dxa" w:w="100"/>
-              <w:bottom w:type="dxa" w:w="60"/>
-              <w:right w:type="dxa" w:w="100"/>
-            </w:tcMar>
-          </w:tcPr>
-          <w:p>
-            <w:pPr>
-              <w:spacing w:after="20" w:before="20"/>
-            </w:pPr>
-            <w:r>
-              <w:rPr>
-                <w:rFonts w:ascii="Microsoft JhengHei" w:cs="Microsoft JhengHei" w:eastAsia="Microsoft JhengHei" w:hAnsi="Microsoft JhengHei"/>
-                <w:sz w:val="20"/>
-                <w:szCs w:val="20"/>
-              </w:rPr>
-              <w:t xml:space="preserve">(四)票券販售之項目說明,請補充依消費者保護法第 17 條第 2 項第 3 款等規定,載明履約保障機制及逾保障期間發行人仍負履約責任;販售預售票券不得記載使用期限</w:t>
-            </w:r>
-          </w:p>
-        </w:tc>
-        <w:tc>
-          <w:tcPr>
-            <w:tcW w:type="dxa" w:w="2437"/>
+            <w:tcW w:type="dxa" w:w="5653"/>
+            <w:tcMar>
+              <w:top w:type="dxa" w:w="60"/>
+              <w:left w:type="dxa" w:w="100"/>
+              <w:bottom w:type="dxa" w:w="60"/>
+              <w:right w:type="dxa" w:w="100"/>
+            </w:tcMar>
+          </w:tcPr>
+          <w:p>
+            <w:pPr>
+              <w:spacing w:after="20" w:before="20"/>
+            </w:pPr>
+            <w:r>
+              <w:rPr>
+                <w:rFonts w:ascii="Microsoft JhengHei" w:cs="Microsoft JhengHei" w:eastAsia="Microsoft JhengHei" w:hAnsi="Microsoft JhengHei"/>
+                <w:sz w:val="20"/>
+                <w:szCs w:val="20"/>
+              </w:rPr>
+              <w:t xml:space="preserve">(四)票券販售之項目說明,請補充依消費者保護法第 17 條第 2 項第 3 款等規定,載明預付型交易履約保障機制及逾保障期間發行人仍負履約責任;販售預售票券不得記載使用期限</w:t>
+            </w:r>
+          </w:p>
+        </w:tc>
+        <w:tc>
+          <w:tcPr>
+            <w:tcW w:type="dxa" w:w="2923"/>
             <w:tcMar>
               <w:top w:type="dxa" w:w="60"/>
               <w:left w:type="dxa" w:w="100"/>
@@ -393,35 +274,11 @@
             </w:r>
           </w:p>
         </w:tc>
-        <w:tc>
-          <w:tcPr>
-            <w:tcW w:type="dxa" w:w="2435"/>
-            <w:tcMar>
-              <w:top w:type="dxa" w:w="60"/>
-              <w:left w:type="dxa" w:w="100"/>
-              <w:bottom w:type="dxa" w:w="60"/>
-              <w:right w:type="dxa" w:w="100"/>
-            </w:tcMar>
-          </w:tcPr>
-          <w:p>
-            <w:pPr>
-              <w:spacing w:after="20" w:before="20"/>
-            </w:pPr>
-            <w:r>
-              <w:rPr>
-                <w:rFonts w:ascii="Microsoft JhengHei" w:cs="Microsoft JhengHei" w:eastAsia="Microsoft JhengHei" w:hAnsi="Microsoft JhengHei"/>
-                <w:sz w:val="20"/>
-                <w:szCs w:val="20"/>
-              </w:rPr>
-              <w:t xml:space="preserve">第 7 頁(本分項本次未修正)</w:t>
-            </w:r>
-          </w:p>
-        </w:tc>
-      </w:tr>
-      <w:tr>
-        <w:tc>
-          <w:tcPr>
-            <w:tcW w:type="dxa" w:w="2437"/>
+      </w:tr>
+      <w:tr>
+        <w:tc>
+          <w:tcPr>
+            <w:tcW w:type="dxa" w:w="1170"/>
             <w:tcMar>
               <w:top w:type="dxa" w:w="60"/>
               <w:left w:type="dxa" w:w="100"/>
@@ -445,7 +302,7 @@
         </w:tc>
         <w:tc>
           <w:tcPr>
-            <w:tcW w:type="dxa" w:w="2437"/>
+            <w:tcW w:type="dxa" w:w="5653"/>
             <w:tcMar>
               <w:top w:type="dxa" w:w="60"/>
               <w:left w:type="dxa" w:w="100"/>
@@ -469,7 +326,7 @@
         </w:tc>
         <w:tc>
           <w:tcPr>
-            <w:tcW w:type="dxa" w:w="2437"/>
+            <w:tcW w:type="dxa" w:w="2923"/>
             <w:tcMar>
               <w:top w:type="dxa" w:w="60"/>
               <w:left w:type="dxa" w:w="100"/>
@@ -491,35 +348,11 @@
             </w:r>
           </w:p>
         </w:tc>
-        <w:tc>
-          <w:tcPr>
-            <w:tcW w:type="dxa" w:w="2435"/>
-            <w:tcMar>
-              <w:top w:type="dxa" w:w="60"/>
-              <w:left w:type="dxa" w:w="100"/>
-              <w:bottom w:type="dxa" w:w="60"/>
-              <w:right w:type="dxa" w:w="100"/>
-            </w:tcMar>
-          </w:tcPr>
-          <w:p>
-            <w:pPr>
-              <w:spacing w:after="20" w:before="20"/>
-            </w:pPr>
-            <w:r>
-              <w:rPr>
-                <w:rFonts w:ascii="Microsoft JhengHei" w:cs="Microsoft JhengHei" w:eastAsia="Microsoft JhengHei" w:hAnsi="Microsoft JhengHei"/>
-                <w:sz w:val="20"/>
-                <w:szCs w:val="20"/>
-              </w:rPr>
-              <w:t xml:space="preserve">第 17~18 頁</w:t>
-            </w:r>
-          </w:p>
-        </w:tc>
-      </w:tr>
-      <w:tr>
-        <w:tc>
-          <w:tcPr>
-            <w:tcW w:type="dxa" w:w="2437"/>
+      </w:tr>
+      <w:tr>
+        <w:tc>
+          <w:tcPr>
+            <w:tcW w:type="dxa" w:w="1170"/>
             <w:tcMar>
               <w:top w:type="dxa" w:w="60"/>
               <w:left w:type="dxa" w:w="100"/>
@@ -543,7 +376,7 @@
         </w:tc>
         <w:tc>
           <w:tcPr>
-            <w:tcW w:type="dxa" w:w="2437"/>
+            <w:tcW w:type="dxa" w:w="5653"/>
             <w:tcMar>
               <w:top w:type="dxa" w:w="60"/>
               <w:left w:type="dxa" w:w="100"/>
@@ -567,7 +400,7 @@
         </w:tc>
         <w:tc>
           <w:tcPr>
-            <w:tcW w:type="dxa" w:w="2437"/>
+            <w:tcW w:type="dxa" w:w="2923"/>
             <w:tcMar>
               <w:top w:type="dxa" w:w="60"/>
               <w:left w:type="dxa" w:w="100"/>
@@ -589,35 +422,11 @@
             </w:r>
           </w:p>
         </w:tc>
-        <w:tc>
-          <w:tcPr>
-            <w:tcW w:type="dxa" w:w="2435"/>
-            <w:tcMar>
-              <w:top w:type="dxa" w:w="60"/>
-              <w:left w:type="dxa" w:w="100"/>
-              <w:bottom w:type="dxa" w:w="60"/>
-              <w:right w:type="dxa" w:w="100"/>
-            </w:tcMar>
-          </w:tcPr>
-          <w:p>
-            <w:pPr>
-              <w:spacing w:after="20" w:before="20"/>
-            </w:pPr>
-            <w:r>
-              <w:rPr>
-                <w:rFonts w:ascii="Microsoft JhengHei" w:cs="Microsoft JhengHei" w:eastAsia="Microsoft JhengHei" w:hAnsi="Microsoft JhengHei"/>
-                <w:sz w:val="20"/>
-                <w:szCs w:val="20"/>
-              </w:rPr>
-              <w:t xml:space="preserve">第 19 頁</w:t>
-            </w:r>
-          </w:p>
-        </w:tc>
-      </w:tr>
-      <w:tr>
-        <w:tc>
-          <w:tcPr>
-            <w:tcW w:type="dxa" w:w="2437"/>
+      </w:tr>
+      <w:tr>
+        <w:tc>
+          <w:tcPr>
+            <w:tcW w:type="dxa" w:w="1170"/>
             <w:tcMar>
               <w:top w:type="dxa" w:w="60"/>
               <w:left w:type="dxa" w:w="100"/>
@@ -641,7 +450,7 @@
         </w:tc>
         <w:tc>
           <w:tcPr>
-            <w:tcW w:type="dxa" w:w="2437"/>
+            <w:tcW w:type="dxa" w:w="5653"/>
             <w:tcMar>
               <w:top w:type="dxa" w:w="60"/>
               <w:left w:type="dxa" w:w="100"/>
@@ -665,7 +474,7 @@
         </w:tc>
         <w:tc>
           <w:tcPr>
-            <w:tcW w:type="dxa" w:w="2437"/>
+            <w:tcW w:type="dxa" w:w="2923"/>
             <w:tcMar>
               <w:top w:type="dxa" w:w="60"/>
               <w:left w:type="dxa" w:w="100"/>
@@ -687,35 +496,11 @@
             </w:r>
           </w:p>
         </w:tc>
-        <w:tc>
-          <w:tcPr>
-            <w:tcW w:type="dxa" w:w="2435"/>
-            <w:tcMar>
-              <w:top w:type="dxa" w:w="60"/>
-              <w:left w:type="dxa" w:w="100"/>
-              <w:bottom w:type="dxa" w:w="60"/>
-              <w:right w:type="dxa" w:w="100"/>
-            </w:tcMar>
-          </w:tcPr>
-          <w:p>
-            <w:pPr>
-              <w:spacing w:after="20" w:before="20"/>
-            </w:pPr>
-            <w:r>
-              <w:rPr>
-                <w:rFonts w:ascii="Microsoft JhengHei" w:cs="Microsoft JhengHei" w:eastAsia="Microsoft JhengHei" w:hAnsi="Microsoft JhengHei"/>
-                <w:sz w:val="20"/>
-                <w:szCs w:val="20"/>
-              </w:rPr>
-              <w:t xml:space="preserve">第 14~16 頁</w:t>
-            </w:r>
-          </w:p>
-        </w:tc>
-      </w:tr>
-      <w:tr>
-        <w:tc>
-          <w:tcPr>
-            <w:tcW w:type="dxa" w:w="2437"/>
+      </w:tr>
+      <w:tr>
+        <w:tc>
+          <w:tcPr>
+            <w:tcW w:type="dxa" w:w="1170"/>
             <w:tcMar>
               <w:top w:type="dxa" w:w="60"/>
               <w:left w:type="dxa" w:w="100"/>
@@ -739,7 +524,7 @@
         </w:tc>
         <w:tc>
           <w:tcPr>
-            <w:tcW w:type="dxa" w:w="2437"/>
+            <w:tcW w:type="dxa" w:w="5653"/>
             <w:tcMar>
               <w:top w:type="dxa" w:w="60"/>
               <w:left w:type="dxa" w:w="100"/>
@@ -763,7 +548,7 @@
         </w:tc>
         <w:tc>
           <w:tcPr>
-            <w:tcW w:type="dxa" w:w="2437"/>
+            <w:tcW w:type="dxa" w:w="2923"/>
             <w:tcMar>
               <w:top w:type="dxa" w:w="60"/>
               <w:left w:type="dxa" w:w="100"/>
@@ -785,35 +570,11 @@
             </w:r>
           </w:p>
         </w:tc>
-        <w:tc>
-          <w:tcPr>
-            <w:tcW w:type="dxa" w:w="2435"/>
-            <w:tcMar>
-              <w:top w:type="dxa" w:w="60"/>
-              <w:left w:type="dxa" w:w="100"/>
-              <w:bottom w:type="dxa" w:w="60"/>
-              <w:right w:type="dxa" w:w="100"/>
-            </w:tcMar>
-          </w:tcPr>
-          <w:p>
-            <w:pPr>
-              <w:spacing w:after="20" w:before="20"/>
-            </w:pPr>
-            <w:r>
-              <w:rPr>
-                <w:rFonts w:ascii="Microsoft JhengHei" w:cs="Microsoft JhengHei" w:eastAsia="Microsoft JhengHei" w:hAnsi="Microsoft JhengHei"/>
-                <w:sz w:val="20"/>
-                <w:szCs w:val="20"/>
-              </w:rPr>
-              <w:t xml:space="preserve">第 11、12 頁</w:t>
-            </w:r>
-          </w:p>
-        </w:tc>
-      </w:tr>
-      <w:tr>
-        <w:tc>
-          <w:tcPr>
-            <w:tcW w:type="dxa" w:w="2437"/>
+      </w:tr>
+      <w:tr>
+        <w:tc>
+          <w:tcPr>
+            <w:tcW w:type="dxa" w:w="1170"/>
             <w:tcMar>
               <w:top w:type="dxa" w:w="60"/>
               <w:left w:type="dxa" w:w="100"/>
@@ -837,7 +598,7 @@
         </w:tc>
         <w:tc>
           <w:tcPr>
-            <w:tcW w:type="dxa" w:w="2437"/>
+            <w:tcW w:type="dxa" w:w="5653"/>
             <w:tcMar>
               <w:top w:type="dxa" w:w="60"/>
               <w:left w:type="dxa" w:w="100"/>
@@ -861,7 +622,7 @@
         </w:tc>
         <w:tc>
           <w:tcPr>
-            <w:tcW w:type="dxa" w:w="2437"/>
+            <w:tcW w:type="dxa" w:w="2923"/>
             <w:tcMar>
               <w:top w:type="dxa" w:w="60"/>
               <w:left w:type="dxa" w:w="100"/>
@@ -883,43 +644,11 @@
             </w:r>
           </w:p>
         </w:tc>
-        <w:tc>
-          <w:tcPr>
-            <w:tcW w:type="dxa" w:w="2435"/>
-            <w:tcMar>
-              <w:top w:type="dxa" w:w="60"/>
-              <w:left w:type="dxa" w:w="100"/>
-              <w:bottom w:type="dxa" w:w="60"/>
-              <w:right w:type="dxa" w:w="100"/>
-            </w:tcMar>
-          </w:tcPr>
-          <w:p>
-            <w:pPr>
-              <w:spacing w:after="20" w:before="20"/>
-            </w:pPr>
-            <w:r>
-              <w:rPr>
-                <w:rFonts w:ascii="Microsoft JhengHei" w:cs="Microsoft JhengHei" w:eastAsia="Microsoft JhengHei" w:hAnsi="Microsoft JhengHei"/>
-                <w:sz w:val="20"/>
-                <w:szCs w:val="20"/>
-              </w:rPr>
-              <w:t xml:space="preserve">—</w:t>
-            </w:r>
-          </w:p>
-        </w:tc>
       </w:tr>
     </w:tbl>
     <w:p>
       <w:pPr>
         <w:spacing w:after="60"/>
-      </w:pPr>
-    </w:p>
-    <w:p>
-      <w:pPr>
-        <w:pBdr>
-          <w:bottom w:val="single" w:color="999999" w:sz="6"/>
-        </w:pBdr>
-        <w:spacing w:after="160" w:before="120"/>
       </w:pPr>
     </w:p>
     <w:p>
@@ -1042,7 +771,7 @@
                 <w:sz w:val="20"/>
                 <w:szCs w:val="20"/>
               </w:rPr>
-              <w:t xml:space="preserve">審查意見</w:t>
+              <w:t xml:space="preserve">貴府意見</w:t>
             </w:r>
           </w:p>
         </w:tc>
@@ -1142,7 +871,7 @@
                 <w:sz w:val="20"/>
                 <w:szCs w:val="20"/>
               </w:rPr>
-              <w:t xml:space="preserve">對應章節及頁碼</w:t>
+              <w:t xml:space="preserve">對應章節</w:t>
             </w:r>
           </w:p>
         </w:tc>
@@ -1283,7 +1012,7 @@
                 <w:sz w:val="20"/>
                 <w:szCs w:val="20"/>
               </w:rPr>
-              <w:t xml:space="preserve">審查意見</w:t>
+              <w:t xml:space="preserve">貴府意見</w:t>
             </w:r>
           </w:p>
         </w:tc>
@@ -1307,7 +1036,7 @@
                 <w:sz w:val="20"/>
                 <w:szCs w:val="20"/>
               </w:rPr>
-              <w:t xml:space="preserve">「請補充依消費者保護法第 17 條第 2 項第 3 款及商品(服務)禮券定型化契約應記載及不得記載事項之第貳點第 1 款第 6 目規定,輕車公司應就預付型交易之履約保障機制及逾保障期間,發行人仍負履約責任等事項,載明於票券,另販售預售票券不得記載使用期限」</w:t>
+              <w:t xml:space="preserve">「請補充依消費者保護法第 17 條第 2 項第 3 款及商品(服務)禮券定型化契約應記載及不得記載事項之第貳點第 1 款第 6 目規定,貴公司應就預付型交易之履約保障機制及逾保障期間,發行人仍負履約責任等事項,載明於票券,另販售預售票券不得記載使用期限」</w:t>
             </w:r>
           </w:p>
         </w:tc>
@@ -1383,7 +1112,7 @@
                 <w:sz w:val="20"/>
                 <w:szCs w:val="20"/>
               </w:rPr>
-              <w:t xml:space="preserve">對應章節及頁碼</w:t>
+              <w:t xml:space="preserve">對應章節</w:t>
             </w:r>
           </w:p>
         </w:tc>
@@ -1524,7 +1253,7 @@
                 <w:sz w:val="20"/>
                 <w:szCs w:val="20"/>
               </w:rPr>
-              <w:t xml:space="preserve">審查意見</w:t>
+              <w:t xml:space="preserve">貴府意見</w:t>
             </w:r>
           </w:p>
         </w:tc>
@@ -1624,7 +1353,7 @@
                 <w:sz w:val="20"/>
                 <w:szCs w:val="20"/>
               </w:rPr>
-              <w:t xml:space="preserve">對應章節及頁碼</w:t>
+              <w:t xml:space="preserve">對應章節</w:t>
             </w:r>
           </w:p>
         </w:tc>
@@ -1765,7 +1494,7 @@
                 <w:sz w:val="20"/>
                 <w:szCs w:val="20"/>
               </w:rPr>
-              <w:t xml:space="preserve">審查意見</w:t>
+              <w:t xml:space="preserve">貴府意見</w:t>
             </w:r>
           </w:p>
         </w:tc>
@@ -1865,7 +1594,7 @@
                 <w:sz w:val="20"/>
                 <w:szCs w:val="20"/>
               </w:rPr>
-              <w:t xml:space="preserve">對應章節及頁碼</w:t>
+              <w:t xml:space="preserve">對應章節</w:t>
             </w:r>
           </w:p>
         </w:tc>
@@ -1890,6 +1619,56 @@
                 <w:szCs w:val="20"/>
               </w:rPr>
               <w:t xml:space="preserve">修正版計畫書「貳、七、回饋事項」第 5 項(第 19 頁,含收據影本)</w:t>
+            </w:r>
+          </w:p>
+        </w:tc>
+      </w:tr>
+      <w:tr>
+        <w:tc>
+          <w:tcPr>
+            <w:tcW w:type="dxa" w:w="2144"/>
+            <w:tcMar>
+              <w:top w:type="dxa" w:w="60"/>
+              <w:left w:type="dxa" w:w="100"/>
+              <w:bottom w:type="dxa" w:w="60"/>
+              <w:right w:type="dxa" w:w="100"/>
+            </w:tcMar>
+          </w:tcPr>
+          <w:p>
+            <w:pPr>
+              <w:spacing w:after="20" w:before="20"/>
+            </w:pPr>
+            <w:r>
+              <w:rPr>
+                <w:rFonts w:ascii="Microsoft JhengHei" w:cs="Microsoft JhengHei" w:eastAsia="Microsoft JhengHei" w:hAnsi="Microsoft JhengHei"/>
+                <w:sz w:val="20"/>
+                <w:szCs w:val="20"/>
+              </w:rPr>
+              <w:t xml:space="preserve">檢附佐證</w:t>
+            </w:r>
+          </w:p>
+        </w:tc>
+        <w:tc>
+          <w:tcPr>
+            <w:tcW w:type="dxa" w:w="7602"/>
+            <w:tcMar>
+              <w:top w:type="dxa" w:w="60"/>
+              <w:left w:type="dxa" w:w="100"/>
+              <w:bottom w:type="dxa" w:w="60"/>
+              <w:right w:type="dxa" w:w="100"/>
+            </w:tcMar>
+          </w:tcPr>
+          <w:p>
+            <w:pPr>
+              <w:spacing w:after="20" w:before="20"/>
+            </w:pPr>
+            <w:r>
+              <w:rPr>
+                <w:rFonts w:ascii="Microsoft JhengHei" w:cs="Microsoft JhengHei" w:eastAsia="Microsoft JhengHei" w:hAnsi="Microsoft JhengHei"/>
+                <w:sz w:val="20"/>
+                <w:szCs w:val="20"/>
+              </w:rPr>
+              <w:t xml:space="preserve">收據影本已載於計畫書第 19 頁,不另檢附</w:t>
             </w:r>
           </w:p>
         </w:tc>
@@ -2006,7 +1785,7 @@
                 <w:sz w:val="20"/>
                 <w:szCs w:val="20"/>
               </w:rPr>
-              <w:t xml:space="preserve">審查意見</w:t>
+              <w:t xml:space="preserve">貴府意見</w:t>
             </w:r>
           </w:p>
         </w:tc>
@@ -2106,7 +1885,7 @@
                 <w:sz w:val="20"/>
                 <w:szCs w:val="20"/>
               </w:rPr>
-              <w:t xml:space="preserve">對應章節及頁碼</w:t>
+              <w:t xml:space="preserve">對應章節</w:t>
             </w:r>
           </w:p>
         </w:tc>
@@ -2247,7 +2026,7 @@
                 <w:sz w:val="20"/>
                 <w:szCs w:val="20"/>
               </w:rPr>
-              <w:t xml:space="preserve">審查意見</w:t>
+              <w:t xml:space="preserve">貴府意見</w:t>
             </w:r>
           </w:p>
         </w:tc>
@@ -2347,7 +2126,7 @@
                 <w:sz w:val="20"/>
                 <w:szCs w:val="20"/>
               </w:rPr>
-              <w:t xml:space="preserve">對應章節及頁碼</w:t>
+              <w:t xml:space="preserve">對應章節</w:t>
             </w:r>
           </w:p>
         </w:tc>
@@ -2538,7 +2317,7 @@
                 <w:sz w:val="20"/>
                 <w:szCs w:val="20"/>
               </w:rPr>
-              <w:t xml:space="preserve">審查意見</w:t>
+              <w:t xml:space="preserve">貴府意見</w:t>
             </w:r>
           </w:p>
         </w:tc>
@@ -2638,7 +2417,7 @@
                 <w:sz w:val="20"/>
                 <w:szCs w:val="20"/>
               </w:rPr>
-              <w:t xml:space="preserve">對應章節及頁碼</w:t>
+              <w:t xml:space="preserve">對應章節</w:t>
             </w:r>
           </w:p>
         </w:tc>
@@ -2672,6 +2451,77 @@
       <w:pPr>
         <w:spacing w:after="60"/>
       </w:pPr>
+    </w:p>
+    <w:p>
+      <w:pPr>
+        <w:pStyle w:val="Heading2"/>
+        <w:spacing w:after="100" w:before="240"/>
+      </w:pPr>
+      <w:r>
+        <w:rPr>
+          <w:rFonts w:ascii="Microsoft JhengHei" w:cs="Microsoft JhengHei" w:eastAsia="Microsoft JhengHei" w:hAnsi="Microsoft JhengHei"/>
+          <w:sz w:val="28"/>
+          <w:szCs w:val="28"/>
+        </w:rPr>
+        <w:t xml:space="preserve">參、檢附文件清單</w:t>
+      </w:r>
+    </w:p>
+    <w:p>
+      <w:pPr>
+        <w:spacing w:after="60" w:line="280"/>
+        <w:ind w:left="420" w:hanging="360"/>
+      </w:pPr>
+      <w:r>
+        <w:rPr>
+          <w:rFonts w:ascii="Microsoft JhengHei" w:cs="Microsoft JhengHei" w:eastAsia="Microsoft JhengHei" w:hAnsi="Microsoft JhengHei"/>
+          <w:sz w:val="21"/>
+          <w:szCs w:val="21"/>
+        </w:rPr>
+        <w:t xml:space="preserve">1. </w:t>
+      </w:r>
+      <w:r>
+        <w:rPr>
+          <w:rFonts w:ascii="Microsoft JhengHei" w:cs="Microsoft JhengHei" w:eastAsia="Microsoft JhengHei" w:hAnsi="Microsoft JhengHei"/>
+          <w:sz w:val="21"/>
+          <w:szCs w:val="21"/>
+        </w:rPr>
+        <w:t xml:space="preserve">修正後 115 年度營運計畫書(計 29 頁)一份</w:t>
+      </w:r>
+    </w:p>
+    <w:p>
+      <w:pPr>
+        <w:spacing w:after="60" w:line="280"/>
+        <w:ind w:left="420" w:hanging="360"/>
+      </w:pPr>
+      <w:r>
+        <w:rPr>
+          <w:rFonts w:ascii="Microsoft JhengHei" w:cs="Microsoft JhengHei" w:eastAsia="Microsoft JhengHei" w:hAnsi="Microsoft JhengHei"/>
+          <w:sz w:val="21"/>
+          <w:szCs w:val="21"/>
+        </w:rPr>
+        <w:t xml:space="preserve">2. </w:t>
+      </w:r>
+      <w:r>
+        <w:rPr>
+          <w:rFonts w:ascii="Microsoft JhengHei" w:cs="Microsoft JhengHei" w:eastAsia="Microsoft JhengHei" w:hAnsi="Microsoft JhengHei"/>
+          <w:sz w:val="21"/>
+          <w:szCs w:val="21"/>
+        </w:rPr>
+        <w:t xml:space="preserve">回復編號 5 佐證:泡腳亭既有販賣店咖啡休憩區委託契約影本</w:t>
+      </w:r>
+    </w:p>
+    <w:p>
+      <w:pPr>
+        <w:spacing w:after="120" w:line="300"/>
+      </w:pPr>
+      <w:r>
+        <w:rPr>
+          <w:rFonts w:ascii="Microsoft JhengHei" w:cs="Microsoft JhengHei" w:eastAsia="Microsoft JhengHei" w:hAnsi="Microsoft JhengHei"/>
+          <w:sz w:val="21"/>
+          <w:szCs w:val="21"/>
+        </w:rPr>
+        <w:t xml:space="preserve">(回復編號 3 之公益捐款收據影本已載於計畫書第 19 頁,不另檢附)</w:t>
+      </w:r>
     </w:p>
     <w:p>
       <w:pPr>
@@ -2683,85 +2533,6 @@
     </w:p>
     <w:p>
       <w:pPr>
-        <w:pStyle w:val="Heading2"/>
-        <w:spacing w:after="100" w:before="240"/>
-      </w:pPr>
-      <w:r>
-        <w:rPr>
-          <w:rFonts w:ascii="Microsoft JhengHei" w:cs="Microsoft JhengHei" w:eastAsia="Microsoft JhengHei" w:hAnsi="Microsoft JhengHei"/>
-          <w:sz w:val="28"/>
-          <w:szCs w:val="28"/>
-        </w:rPr>
-        <w:t xml:space="preserve">參、檢附文件清單</w:t>
-      </w:r>
-    </w:p>
-    <w:p>
-      <w:pPr>
-        <w:spacing w:after="60" w:line="280"/>
-        <w:ind w:left="420" w:hanging="360"/>
-      </w:pPr>
-      <w:r>
-        <w:rPr>
-          <w:rFonts w:ascii="Microsoft JhengHei" w:cs="Microsoft JhengHei" w:eastAsia="Microsoft JhengHei" w:hAnsi="Microsoft JhengHei"/>
-          <w:sz w:val="21"/>
-          <w:szCs w:val="21"/>
-        </w:rPr>
-        <w:t xml:space="preserve">1. </w:t>
-      </w:r>
-      <w:r>
-        <w:rPr>
-          <w:rFonts w:ascii="Microsoft JhengHei" w:cs="Microsoft JhengHei" w:eastAsia="Microsoft JhengHei" w:hAnsi="Microsoft JhengHei"/>
-          <w:sz w:val="21"/>
-          <w:szCs w:val="21"/>
-        </w:rPr>
-        <w:t xml:space="preserve">115 年度營運計畫書修正版(計 29 頁)一份</w:t>
-      </w:r>
-    </w:p>
-    <w:p>
-      <w:pPr>
-        <w:spacing w:after="60" w:line="280"/>
-        <w:ind w:left="420" w:hanging="360"/>
-      </w:pPr>
-      <w:r>
-        <w:rPr>
-          <w:rFonts w:ascii="Microsoft JhengHei" w:cs="Microsoft JhengHei" w:eastAsia="Microsoft JhengHei" w:hAnsi="Microsoft JhengHei"/>
-          <w:sz w:val="21"/>
-          <w:szCs w:val="21"/>
-        </w:rPr>
-        <w:t xml:space="preserve">2. </w:t>
-      </w:r>
-      <w:r>
-        <w:rPr>
-          <w:rFonts w:ascii="Microsoft JhengHei" w:cs="Microsoft JhengHei" w:eastAsia="Microsoft JhengHei" w:hAnsi="Microsoft JhengHei"/>
-          <w:sz w:val="21"/>
-          <w:szCs w:val="21"/>
-        </w:rPr>
-        <w:t xml:space="preserve">回復編號 5 佐證:泡腳亭既有販賣店咖啡休憩區委託契約影本</w:t>
-      </w:r>
-    </w:p>
-    <w:p>
-      <w:pPr>
-        <w:spacing w:after="120" w:line="300"/>
-      </w:pPr>
-      <w:r>
-        <w:rPr>
-          <w:rFonts w:ascii="Microsoft JhengHei" w:cs="Microsoft JhengHei" w:eastAsia="Microsoft JhengHei" w:hAnsi="Microsoft JhengHei"/>
-          <w:sz w:val="21"/>
-          <w:szCs w:val="21"/>
-        </w:rPr>
-        <w:t xml:space="preserve">(回復編號 3 之公益捐款收據影本已載於計畫書第 19 頁,不另檢附)</w:t>
-      </w:r>
-    </w:p>
-    <w:p>
-      <w:pPr>
-        <w:pBdr>
-          <w:bottom w:val="single" w:color="999999" w:sz="6"/>
-        </w:pBdr>
-        <w:spacing w:after="160" w:before="120"/>
-      </w:pPr>
-    </w:p>
-    <w:p>
-      <w:pPr>
         <w:pStyle w:val="Heading3"/>
         <w:spacing w:after="100" w:before="180"/>
       </w:pPr>
@@ -2795,7 +2566,7 @@
           <w:sz w:val="21"/>
           <w:szCs w:val="21"/>
         </w:rPr>
-        <w:t xml:space="preserve">① 來文依據之文號</w:t>
+        <w:t xml:space="preserve">第一輪回復表(1150830 版,14 項,復 115/3/20 府旅商字第 1150038859 號函)業已送府</w:t>
       </w:r>
       <w:r>
         <w:rPr>
@@ -2803,7 +2574,21 @@
           <w:sz w:val="21"/>
           <w:szCs w:val="21"/>
         </w:rPr>
-        <w:t xml:space="preserve">:8/18 審查意見出自鼎漢國際工程顧問(股)公司 115/8/18 鼎業營字第 1150001770 號函,惟該函</w:t>
+        <w:t xml:space="preserve">;本表為第二輪,回復 115/8/18 出具之六點審查意見,格式依已送府版編排。本表無依據文號欄——8/18 意見出自鼎漢 115/8/18 鼎業營字第 1150001770 號函,正本受文者為宜蘭縣政府,本公司不得引用該文號。</w:t>
+      </w:r>
+    </w:p>
+    <w:p>
+      <w:pPr>
+        <w:spacing w:after="60" w:line="280"/>
+        <w:ind w:left="420" w:hanging="360"/>
+      </w:pPr>
+      <w:r>
+        <w:rPr>
+          <w:rFonts w:ascii="Microsoft JhengHei" w:cs="Microsoft JhengHei" w:eastAsia="Microsoft JhengHei" w:hAnsi="Microsoft JhengHei"/>
+          <w:sz w:val="21"/>
+          <w:szCs w:val="21"/>
+        </w:rPr>
+        <w:t xml:space="preserve">2. </w:t>
       </w:r>
       <w:r>
         <w:rPr>
@@ -2813,7 +2598,7 @@
           <w:sz w:val="21"/>
           <w:szCs w:val="21"/>
         </w:rPr>
-        <w:t xml:space="preserve">正本受文者為宜蘭縣政府,本公司非受文者,本表不得引用該文號</w:t>
+        <w:t xml:space="preserve">頁碼基準</w:t>
       </w:r>
       <w:r>
         <w:rPr>
@@ -2821,7 +2606,7 @@
           <w:sz w:val="21"/>
           <w:szCs w:val="21"/>
         </w:rPr>
-        <w:t xml:space="preserve">。送件前確認縣府是否另有轉知函:有,補填「貴府 115 年○月○日府○○字第○○○○○○○號函」於「審查意見來源」;無(僅以會議、電郵或現場交付),維持現行「貴府轉知之審查意見」寫法。</w:t>
+        <w:t xml:space="preserve">:均依 115/8/22 排版版計畫書(29 頁,含圖照)逐頁核定;若送府改用其他版本或重新排版,頁碼須重新核對。</w:t>
       </w:r>
     </w:p>
     <w:p>
@@ -2835,7 +2620,7 @@
           <w:sz w:val="21"/>
           <w:szCs w:val="21"/>
         </w:rPr>
-        <w:t xml:space="preserve">2. </w:t>
+        <w:t xml:space="preserve">3. </w:t>
       </w:r>
       <w:r>
         <w:rPr>
@@ -2845,7 +2630,7 @@
           <w:sz w:val="21"/>
           <w:szCs w:val="21"/>
         </w:rPr>
-        <w:t xml:space="preserve">② 頁碼基準</w:t>
+        <w:t xml:space="preserve">泡腳亭委託契約</w:t>
       </w:r>
       <w:r>
         <w:rPr>
@@ -2853,7 +2638,7 @@
           <w:sz w:val="21"/>
           <w:szCs w:val="21"/>
         </w:rPr>
-        <w:t xml:space="preserve">:本表頁碼均依 **115/8/22 排版版計畫書(29 頁,含圖照,業主 115/8/31 提供之 PDF)**逐頁核定。若送府時改用其他版本或重新排版,頁碼須重新核對。</w:t>
+        <w:t xml:space="preserve">:回復編號 5 填「隨本表補附」,送件前須確認契約影本實際備妥並隨附;未備妥者改「另補送(訂明時程)」並自參、檢附清單刪除。</w:t>
       </w:r>
     </w:p>
     <w:p>
@@ -2867,7 +2652,7 @@
           <w:sz w:val="21"/>
           <w:szCs w:val="21"/>
         </w:rPr>
-        <w:t xml:space="preserve">3. </w:t>
+        <w:t xml:space="preserve">4. </w:t>
       </w:r>
       <w:r>
         <w:rPr>
@@ -2877,7 +2662,7 @@
           <w:sz w:val="21"/>
           <w:szCs w:val="21"/>
         </w:rPr>
-        <w:t xml:space="preserve">③ 8/22 版與文 16(8/30 md)之差異提醒</w:t>
+        <w:t xml:space="preserve">編號 1-2 之專函</w:t>
       </w:r>
       <w:r>
         <w:rPr>
@@ -2885,7 +2670,29 @@
           <w:sz w:val="21"/>
           <w:szCs w:val="21"/>
         </w:rPr>
-        <w:t xml:space="preserve">:8/22 排版版之回饋事項第 1 項仍為「預計辦理 5 次活動」、第 6 項仍為「目前本公司無活動」,文 16 之改寫(額度保留、活動替代)</w:t>
+        <w:t xml:space="preserve">即 12A(方向已鎖定 12A),發文時點俟提付仲裁後定,本表不載時點、不承諾期日。</w:t>
+      </w:r>
+    </w:p>
+    <w:p>
+      <w:pPr>
+        <w:spacing w:after="60" w:line="280"/>
+        <w:ind w:left="420" w:hanging="360"/>
+      </w:pPr>
+      <w:r>
+        <w:rPr>
+          <w:rFonts w:ascii="Microsoft JhengHei" w:cs="Microsoft JhengHei" w:eastAsia="Microsoft JhengHei" w:hAnsi="Microsoft JhengHei"/>
+          <w:sz w:val="21"/>
+          <w:szCs w:val="21"/>
+        </w:rPr>
+        <w:t xml:space="preserve">5. </w:t>
+      </w:r>
+      <w:r>
+        <w:rPr>
+          <w:rFonts w:ascii="Microsoft JhengHei" w:cs="Microsoft JhengHei" w:eastAsia="Microsoft JhengHei" w:hAnsi="Microsoft JhengHei"/>
+          <w:sz w:val="21"/>
+          <w:szCs w:val="21"/>
+        </w:rPr>
+        <w:t xml:space="preserve">業主指示</w:t>
       </w:r>
       <w:r>
         <w:rPr>
@@ -2895,7 +2702,7 @@
           <w:sz w:val="21"/>
           <w:szCs w:val="21"/>
         </w:rPr>
-        <w:t xml:space="preserve">未在此版</w:t>
+        <w:t xml:space="preserve">不另具回函</w:t>
       </w:r>
       <w:r>
         <w:rPr>
@@ -2903,7 +2710,7 @@
           <w:sz w:val="21"/>
           <w:szCs w:val="21"/>
         </w:rPr>
-        <w:t xml:space="preserve">。本輪六點意見未涉及該二項,本表不觸及;惟若後續改送文 16 內容之重排版,除頁碼重核外,分項編號亦有變動((五)重複改編為(五)(六)(七)),本表 1-1、5 之編號寫法須同步改回文 16 版本。</w:t>
+        <w:t xml:space="preserve">(函 11 暫停使用),本表併同計畫書及泡腳亭契約影本送府;親送取戳,回填收發文登記簿。</w:t>
       </w:r>
     </w:p>
     <w:p>
@@ -2917,125 +2724,15 @@
           <w:sz w:val="21"/>
           <w:szCs w:val="21"/>
         </w:rPr>
-        <w:t xml:space="preserve">4. </w:t>
-      </w:r>
-      <w:r>
-        <w:rPr>
-          <w:rFonts w:ascii="Microsoft JhengHei" w:cs="Microsoft JhengHei" w:eastAsia="Microsoft JhengHei" w:hAnsi="Microsoft JhengHei"/>
-          <w:b/>
-          <w:bCs/>
+        <w:t xml:space="preserve">6. </w:t>
+      </w:r>
+      <w:r>
+        <w:rPr>
+          <w:rFonts w:ascii="Microsoft JhengHei" w:cs="Microsoft JhengHei" w:eastAsia="Microsoft JhengHei" w:hAnsi="Microsoft JhengHei"/>
           <w:sz w:val="21"/>
           <w:szCs w:val="21"/>
         </w:rPr>
-        <w:t xml:space="preserve">④ 泡腳亭委託契約</w:t>
-      </w:r>
-      <w:r>
-        <w:rPr>
-          <w:rFonts w:ascii="Microsoft JhengHei" w:cs="Microsoft JhengHei" w:eastAsia="Microsoft JhengHei" w:hAnsi="Microsoft JhengHei"/>
-          <w:sz w:val="21"/>
-          <w:szCs w:val="21"/>
-        </w:rPr>
-        <w:t xml:space="preserve">:回復編號 5 填「隨本表補附」,</w:t>
-      </w:r>
-      <w:r>
-        <w:rPr>
-          <w:rFonts w:ascii="Microsoft JhengHei" w:cs="Microsoft JhengHei" w:eastAsia="Microsoft JhengHei" w:hAnsi="Microsoft JhengHei"/>
-          <w:b/>
-          <w:bCs/>
-          <w:sz w:val="21"/>
-          <w:szCs w:val="21"/>
-        </w:rPr>
-        <w:t xml:space="preserve">送件前須確認契約影本實際備妥並隨附</w:t>
-      </w:r>
-      <w:r>
-        <w:rPr>
-          <w:rFonts w:ascii="Microsoft JhengHei" w:cs="Microsoft JhengHei" w:eastAsia="Microsoft JhengHei" w:hAnsi="Microsoft JhengHei"/>
-          <w:sz w:val="21"/>
-          <w:szCs w:val="21"/>
-        </w:rPr>
-        <w:t xml:space="preserve">;未備妥者,改為「另補送(訂明時程)」,並自參、檢附文件清單刪除——列了未附等同自承未辦理。</w:t>
-      </w:r>
-    </w:p>
-    <w:p>
-      <w:pPr>
-        <w:spacing w:after="60" w:line="280"/>
-        <w:ind w:left="420" w:hanging="360"/>
-      </w:pPr>
-      <w:r>
-        <w:rPr>
-          <w:rFonts w:ascii="Microsoft JhengHei" w:cs="Microsoft JhengHei" w:eastAsia="Microsoft JhengHei" w:hAnsi="Microsoft JhengHei"/>
-          <w:sz w:val="21"/>
-          <w:szCs w:val="21"/>
-        </w:rPr>
-        <w:t xml:space="preserve">5. </w:t>
-      </w:r>
-      <w:r>
-        <w:rPr>
-          <w:rFonts w:ascii="Microsoft JhengHei" w:cs="Microsoft JhengHei" w:eastAsia="Microsoft JhengHei" w:hAnsi="Microsoft JhengHei"/>
-          <w:b/>
-          <w:bCs/>
-          <w:sz w:val="21"/>
-          <w:szCs w:val="21"/>
-        </w:rPr>
-        <w:t xml:space="preserve">⑤ 編號 1-2 之專函</w:t>
-      </w:r>
-      <w:r>
-        <w:rPr>
-          <w:rFonts w:ascii="Microsoft JhengHei" w:cs="Microsoft JhengHei" w:eastAsia="Microsoft JhengHei" w:hAnsi="Microsoft JhengHei"/>
-          <w:sz w:val="21"/>
-          <w:szCs w:val="21"/>
-        </w:rPr>
-        <w:t xml:space="preserve">即 12A(方向已鎖定 12A,B 案不可行),發文時點俟提付仲裁後定,本表不載時點、不承諾期日。</w:t>
-      </w:r>
-    </w:p>
-    <w:p>
-      <w:pPr>
-        <w:spacing w:after="60" w:line="280"/>
-        <w:ind w:left="420" w:hanging="360"/>
-      </w:pPr>
-      <w:r>
-        <w:rPr>
-          <w:rFonts w:ascii="Microsoft JhengHei" w:cs="Microsoft JhengHei" w:eastAsia="Microsoft JhengHei" w:hAnsi="Microsoft JhengHei"/>
-          <w:sz w:val="21"/>
-          <w:szCs w:val="21"/>
-        </w:rPr>
-        <w:t xml:space="preserve">6. </w:t>
-      </w:r>
-      <w:r>
-        <w:rPr>
-          <w:rFonts w:ascii="Microsoft JhengHei" w:cs="Microsoft JhengHei" w:eastAsia="Microsoft JhengHei" w:hAnsi="Microsoft JhengHei"/>
-          <w:b/>
-          <w:bCs/>
-          <w:sz w:val="21"/>
-          <w:szCs w:val="21"/>
-        </w:rPr>
-        <w:t xml:space="preserve">⑥ 送件方式</w:t>
-      </w:r>
-      <w:r>
-        <w:rPr>
-          <w:rFonts w:ascii="Microsoft JhengHei" w:cs="Microsoft JhengHei" w:eastAsia="Microsoft JhengHei" w:hAnsi="Microsoft JhengHei"/>
-          <w:sz w:val="21"/>
-          <w:szCs w:val="21"/>
-        </w:rPr>
-        <w:t xml:space="preserve">:業主 115/8/31 指示</w:t>
-      </w:r>
-      <w:r>
-        <w:rPr>
-          <w:rFonts w:ascii="Microsoft JhengHei" w:cs="Microsoft JhengHei" w:eastAsia="Microsoft JhengHei" w:hAnsi="Microsoft JhengHei"/>
-          <w:b/>
-          <w:bCs/>
-          <w:sz w:val="21"/>
-          <w:szCs w:val="21"/>
-        </w:rPr>
-        <w:t xml:space="preserve">不另具回函</w:t>
-      </w:r>
-      <w:r>
-        <w:rPr>
-          <w:rFonts w:ascii="Microsoft JhengHei" w:cs="Microsoft JhengHei" w:eastAsia="Microsoft JhengHei" w:hAnsi="Microsoft JhengHei"/>
-          <w:sz w:val="21"/>
-          <w:szCs w:val="21"/>
-        </w:rPr>
-        <w:t xml:space="preserve">(函 11 暫停使用),本表併同計畫書及泡腳亭契約影本送府;仍親送取戳,回填收發文登記簿。</w:t>
+        <w:t xml:space="preserve">8/22 版與文 16(8/30 md)差異:回饋第 1、6 項之改寫僅在文 16;本輪意見未涉及,本表不觸及。</w:t>
       </w:r>
     </w:p>
     <w:sectPr>

--- a/縣府案件/17_審查意見回復表_送府版_1150831.docx
+++ b/縣府案件/17_審查意見回復表_送府版_1150831.docx
@@ -1086,7 +1086,25 @@
                 <w:sz w:val="20"/>
                 <w:szCs w:val="20"/>
               </w:rPr>
-              <w:t xml:space="preserve">本項涉及消費者保護法上之法定義務,其處理方式將影響本公司票券發行架構之整體調整,本公司刻正評估具體改善方案,將另以專函向貴府提報改善方案及完成時程,並依該方案同步修正本計畫書「貳、二、(四)票券販售」分項後再行送府。併予敘明:本公司現行與各電子票券平台之合作,係由平台以信託方式辦理販售;本公司自行發行部分之改善方案,將於前開專函中一併提報。</w:t>
+              <w:t xml:space="preserve">本項涉及消費者保護法上之法定義務,本公司將依消費者保護法第 17 條及「商品(服務)禮券定型化契約應記載及不得記載事項」所定履約保障方式(金融機構足額履約保證、信託專戶專款專用等法定方式)</w:t>
+            </w:r>
+            <w:r>
+              <w:rPr>
+                <w:rFonts w:ascii="Microsoft JhengHei" w:cs="Microsoft JhengHei" w:eastAsia="Microsoft JhengHei" w:hAnsi="Microsoft JhengHei"/>
+                <w:b/>
+                <w:bCs/>
+                <w:sz w:val="20"/>
+                <w:szCs w:val="20"/>
+              </w:rPr>
+              <w:t xml:space="preserve">擇一</w:t>
+            </w:r>
+            <w:r>
+              <w:rPr>
+                <w:rFonts w:ascii="Microsoft JhengHei" w:cs="Microsoft JhengHei" w:eastAsia="Microsoft JhengHei" w:hAnsi="Microsoft JhengHei"/>
+                <w:sz w:val="20"/>
+                <w:szCs w:val="20"/>
+              </w:rPr>
+              <w:t xml:space="preserve">建立預付型交易履約保障機制;具體保障方式、承作機構及完成時程,將另以專函向貴府提報,並依該方案同步修正本計畫書「貳、二、(四)票券販售」分項後再行送府。併予敘明:本公司現行與各電子票券平台之合作,係由平台以信託方式辦理販售,該部分預收價金已有保障;本公司自行發行部分之改善方案,將於前開專函中一併提報。</w:t>
             </w:r>
           </w:p>
         </w:tc>
@@ -2670,7 +2688,43 @@
           <w:sz w:val="21"/>
           <w:szCs w:val="21"/>
         </w:rPr>
-        <w:t xml:space="preserve">即 12A(方向已鎖定 12A),發文時點俟提付仲裁後定,本表不載時點、不承諾期日。</w:t>
+        <w:t xml:space="preserve">即 12A(方向已鎖定 12A),發文時點俟提付仲裁後定,本表不載時點、不承諾期日。依王董 115/8/31 指示:</w:t>
+      </w:r>
+      <w:r>
+        <w:rPr>
+          <w:rFonts w:ascii="Microsoft JhengHei" w:cs="Microsoft JhengHei" w:eastAsia="Microsoft JhengHei" w:hAnsi="Microsoft JhengHei"/>
+          <w:b/>
+          <w:bCs/>
+          <w:sz w:val="21"/>
+          <w:szCs w:val="21"/>
+        </w:rPr>
+        <w:t xml:space="preserve">不再信託</w:t>
+      </w:r>
+      <w:r>
+        <w:rPr>
+          <w:rFonts w:ascii="Microsoft JhengHei" w:cs="Microsoft JhengHei" w:eastAsia="Microsoft JhengHei" w:hAnsi="Microsoft JhengHei"/>
+          <w:sz w:val="21"/>
+          <w:szCs w:val="21"/>
+        </w:rPr>
+        <w:t xml:space="preserve">——12A 保障方式擬填「金融機構足額履約保證」(法定方式擇一,對外無需說明理由);接管致原保障架構中斷之損害與費用分擔</w:t>
+      </w:r>
+      <w:r>
+        <w:rPr>
+          <w:rFonts w:ascii="Microsoft JhengHei" w:cs="Microsoft JhengHei" w:eastAsia="Microsoft JhengHei" w:hAnsi="Microsoft JhengHei"/>
+          <w:b/>
+          <w:bCs/>
+          <w:sz w:val="21"/>
+          <w:szCs w:val="21"/>
+        </w:rPr>
+        <w:t xml:space="preserve">另送仲裁</w:t>
+      </w:r>
+      <w:r>
+        <w:rPr>
+          <w:rFonts w:ascii="Microsoft JhengHei" w:cs="Microsoft JhengHei" w:eastAsia="Microsoft JhengHei" w:hAnsi="Microsoft JhengHei"/>
+          <w:sz w:val="21"/>
+          <w:szCs w:val="21"/>
+        </w:rPr>
+        <w:t xml:space="preserve">(寫入 12A 說明六第三段及文 08,不寫入本表)。「法定方式」列舉文字發文前依現行「應記載事項」條文覆核。</w:t>
       </w:r>
     </w:p>
     <w:p>
